--- a/pr-preview/pr-214/independence-tracked-changes.docx
+++ b/pr-preview/pr-214/independence-tracked-changes.docx
@@ -26,7 +26,7 @@
       </w:pPr>
       <w:ins w:id="2" w:author="PR Preview" w:date="2026-01-01T00:00:00Z">
         <w:r>
-          <w:t xml:space="preserve">Last modified: 2026-10-18 16:47:26 (PDT)</w:t>
+          <w:t xml:space="preserve">Last modified: 2026-10-18 21:56:25 (PDT)</w:t>
         </w:r>
       </w:ins>
     </w:p>
@@ -10854,7 +10854,7 @@
       </w:ins>
       <w:ins w:id="48" w:author="PR Preview" w:date="2026-01-01T00:00:00Z">
         <w:r>
-          <w:t xml:space="preserve">Choose</w:t>
+          <w:t xml:space="preserve">Choose a variable index</w:t>
         </w:r>
       </w:ins>
       <w:ins w:id="49" w:author="PR Preview" w:date="2026-01-01T00:00:00Z">
@@ -10874,7 +10874,7 @@
       </w:ins>
       <w:ins w:id="51" w:author="PR Preview" w:date="2026-01-01T00:00:00Z">
         <w:r>
-          <w:t xml:space="preserve">and</w:t>
+          <w:t xml:space="preserve">and a value</w:t>
         </w:r>
       </w:ins>
       <w:ins w:id="52" w:author="PR Preview" w:date="2026-01-01T00:00:00Z">

--- a/pr-preview/pr-214/independence-tracked-changes.docx
+++ b/pr-preview/pr-214/independence-tracked-changes.docx
@@ -26,7 +26,7 @@
       </w:pPr>
       <w:ins w:id="2" w:author="PR Preview" w:date="2026-01-01T00:00:00Z">
         <w:r>
-          <w:t xml:space="preserve">Last modified: 2026-10-18 21:56:25 (PDT)</w:t>
+          <w:t xml:space="preserve">Last modified: 2026-10-18 22:11:43 (PDT)</w:t>
         </w:r>
       </w:ins>
     </w:p>
@@ -10854,7 +10854,7 @@
       </w:ins>
       <w:ins w:id="48" w:author="PR Preview" w:date="2026-01-01T00:00:00Z">
         <w:r>
-          <w:t xml:space="preserve">Choose a variable index</w:t>
+          <w:t xml:space="preserve">Choose an index</w:t>
         </w:r>
       </w:ins>
       <w:ins w:id="49" w:author="PR Preview" w:date="2026-01-01T00:00:00Z">
@@ -10889,29 +10889,38 @@
       </m:oMath>
       <w:ins w:id="53" w:author="PR Preview" w:date="2026-01-01T00:00:00Z">
         <w:r>
-          <w:t xml:space="preserve">.</w:t>
+          <w:t xml:space="preserve"> </w:t>
         </w:r>
       </w:ins>
       <w:ins w:id="54" w:author="PR Preview" w:date="2026-01-01T00:00:00Z">
         <w:r>
-          <w:t xml:space="preserve"> </w:t>
+          <w:t xml:space="preserve">of</w:t>
         </w:r>
       </w:ins>
       <w:ins w:id="55" w:author="PR Preview" w:date="2026-01-01T00:00:00Z">
         <w:r>
-          <w:t xml:space="preserve">Every number below</w:t>
-        </w:r>
-      </w:ins>
-      <w:ins w:id="56" w:author="PR Preview" w:date="2026-01-01T00:00:00Z">
-        <w:r>
           <w:t xml:space="preserve"> </w:t>
         </w:r>
       </w:ins>
       <m:oMath>
-        <m:r>
-          <m:t>x</m:t>
-        </m:r>
-      </m:oMath>
+        <m:sSub>
+          <m:e>
+            <m:r>
+              <m:t>X</m:t>
+            </m:r>
+          </m:e>
+          <m:sub>
+            <m:r>
+              <m:t>i</m:t>
+            </m:r>
+          </m:sub>
+        </m:sSub>
+      </m:oMath>
+      <w:ins w:id="56" w:author="PR Preview" w:date="2026-01-01T00:00:00Z">
+        <w:r>
+          <w:t xml:space="preserve">.</w:t>
+        </w:r>
+      </w:ins>
       <w:ins w:id="57" w:author="PR Preview" w:date="2026-01-01T00:00:00Z">
         <w:r>
           <w:t xml:space="preserve"> </w:t>
@@ -10919,7 +10928,7 @@
       </w:ins>
       <w:ins w:id="58" w:author="PR Preview" w:date="2026-01-01T00:00:00Z">
         <w:r>
-          <w:t xml:space="preserve">lies in exactly one of the intervals</w:t>
+          <w:t xml:space="preserve">Every number below</w:t>
         </w:r>
       </w:ins>
       <w:ins w:id="59" w:author="PR Preview" w:date="2026-01-01T00:00:00Z">
@@ -10929,6 +10938,26 @@
       </w:ins>
       <m:oMath>
         <m:r>
+          <m:t>x</m:t>
+        </m:r>
+      </m:oMath>
+      <w:ins w:id="60" w:author="PR Preview" w:date="2026-01-01T00:00:00Z">
+        <w:r>
+          <w:t xml:space="preserve"> </w:t>
+        </w:r>
+      </w:ins>
+      <w:ins w:id="61" w:author="PR Preview" w:date="2026-01-01T00:00:00Z">
+        <w:r>
+          <w:t xml:space="preserve">lies in exactly one of the intervals</w:t>
+        </w:r>
+      </w:ins>
+      <w:ins w:id="62" w:author="PR Preview" w:date="2026-01-01T00:00:00Z">
+        <w:r>
+          <w:t xml:space="preserve"> </w:t>
+        </w:r>
+      </w:ins>
+      <m:oMath>
+        <m:r>
           <m:rPr>
             <m:sty m:val="p"/>
           </m:rPr>
@@ -10971,12 +11000,12 @@
           <m:t>]</m:t>
         </m:r>
       </m:oMath>
-      <w:ins w:id="60" w:author="PR Preview" w:date="2026-01-01T00:00:00Z">
+      <w:ins w:id="63" w:author="PR Preview" w:date="2026-01-01T00:00:00Z">
         <w:r>
           <w:t xml:space="preserve">,</w:t>
         </w:r>
       </w:ins>
-      <w:ins w:id="61" w:author="PR Preview" w:date="2026-01-01T00:00:00Z">
+      <w:ins w:id="64" w:author="PR Preview" w:date="2026-01-01T00:00:00Z">
         <w:r>
           <w:t xml:space="preserve"> </w:t>
         </w:r>
@@ -11037,12 +11066,12 @@
           <m:t>]</m:t>
         </m:r>
       </m:oMath>
-      <w:ins w:id="62" w:author="PR Preview" w:date="2026-01-01T00:00:00Z">
+      <w:ins w:id="65" w:author="PR Preview" w:date="2026-01-01T00:00:00Z">
         <w:r>
           <w:t xml:space="preserve">,</w:t>
         </w:r>
       </w:ins>
-      <w:ins w:id="63" w:author="PR Preview" w:date="2026-01-01T00:00:00Z">
+      <w:ins w:id="66" w:author="PR Preview" w:date="2026-01-01T00:00:00Z">
         <w:r>
           <w:t xml:space="preserve"> </w:t>
         </w:r>
@@ -11115,12 +11144,12 @@
           <m:t>]</m:t>
         </m:r>
       </m:oMath>
-      <w:ins w:id="64" w:author="PR Preview" w:date="2026-01-01T00:00:00Z">
+      <w:ins w:id="67" w:author="PR Preview" w:date="2026-01-01T00:00:00Z">
         <w:r>
           <w:t xml:space="preserve">,</w:t>
         </w:r>
       </w:ins>
-      <w:ins w:id="65" w:author="PR Preview" w:date="2026-01-01T00:00:00Z">
+      <w:ins w:id="68" w:author="PR Preview" w:date="2026-01-01T00:00:00Z">
         <w:r>
           <w:t xml:space="preserve"> </w:t>
         </w:r>
@@ -11133,22 +11162,22 @@
           <m:t>…</m:t>
         </m:r>
       </m:oMath>
-      <w:ins w:id="66" w:author="PR Preview" w:date="2026-01-01T00:00:00Z">
+      <w:ins w:id="69" w:author="PR Preview" w:date="2026-01-01T00:00:00Z">
         <w:r>
           <w:t xml:space="preserve">,</w:t>
         </w:r>
       </w:ins>
-      <w:ins w:id="67" w:author="PR Preview" w:date="2026-01-01T00:00:00Z">
+      <w:ins w:id="70" w:author="PR Preview" w:date="2026-01-01T00:00:00Z">
         <w:r>
           <w:t xml:space="preserve"> </w:t>
         </w:r>
       </w:ins>
-      <w:ins w:id="68" w:author="PR Preview" w:date="2026-01-01T00:00:00Z">
+      <w:ins w:id="71" w:author="PR Preview" w:date="2026-01-01T00:00:00Z">
         <w:r>
           <w:t xml:space="preserve">so the event</w:t>
         </w:r>
       </w:ins>
-      <w:ins w:id="69" w:author="PR Preview" w:date="2026-01-01T00:00:00Z">
+      <w:ins w:id="72" w:author="PR Preview" w:date="2026-01-01T00:00:00Z">
         <w:r>
           <w:t xml:space="preserve"> </w:t>
         </w:r>
@@ -11192,17 +11221,17 @@
           <m:t>​</m:t>
         </m:r>
       </m:oMath>
-      <w:ins w:id="70" w:author="PR Preview" w:date="2026-01-01T00:00:00Z">
+      <w:ins w:id="73" w:author="PR Preview" w:date="2026-01-01T00:00:00Z">
         <w:r>
           <w:t xml:space="preserve"> </w:t>
         </w:r>
       </w:ins>
-      <w:ins w:id="71" w:author="PR Preview" w:date="2026-01-01T00:00:00Z">
+      <w:ins w:id="74" w:author="PR Preview" w:date="2026-01-01T00:00:00Z">
         <w:r>
           <w:t xml:space="preserve">is the disjoint union of the events</w:t>
         </w:r>
       </w:ins>
-      <w:ins w:id="72" w:author="PR Preview" w:date="2026-01-01T00:00:00Z">
+      <w:ins w:id="75" w:author="PR Preview" w:date="2026-01-01T00:00:00Z">
         <w:r>
           <w:t xml:space="preserve"> </w:t>
         </w:r>
@@ -11286,17 +11315,17 @@
           <m:t>​</m:t>
         </m:r>
       </m:oMath>
-      <w:ins w:id="73" w:author="PR Preview" w:date="2026-01-01T00:00:00Z">
+      <w:ins w:id="76" w:author="PR Preview" w:date="2026-01-01T00:00:00Z">
         <w:r>
           <w:t xml:space="preserve"> </w:t>
         </w:r>
       </w:ins>
-      <w:ins w:id="74" w:author="PR Preview" w:date="2026-01-01T00:00:00Z">
+      <w:ins w:id="77" w:author="PR Preview" w:date="2026-01-01T00:00:00Z">
         <w:r>
           <w:t xml:space="preserve">and</w:t>
         </w:r>
       </w:ins>
-      <w:ins w:id="75" w:author="PR Preview" w:date="2026-01-01T00:00:00Z">
+      <w:ins w:id="78" w:author="PR Preview" w:date="2026-01-01T00:00:00Z">
         <w:r>
           <w:t xml:space="preserve"> </w:t>
         </w:r>
@@ -11431,17 +11460,17 @@
           <m:t>​</m:t>
         </m:r>
       </m:oMath>
-      <w:ins w:id="76" w:author="PR Preview" w:date="2026-01-01T00:00:00Z">
+      <w:ins w:id="79" w:author="PR Preview" w:date="2026-01-01T00:00:00Z">
         <w:r>
           <w:t xml:space="preserve"> </w:t>
         </w:r>
       </w:ins>
-      <w:ins w:id="77" w:author="PR Preview" w:date="2026-01-01T00:00:00Z">
+      <w:ins w:id="80" w:author="PR Preview" w:date="2026-01-01T00:00:00Z">
         <w:r>
           <w:t xml:space="preserve">for</w:t>
         </w:r>
       </w:ins>
-      <w:ins w:id="78" w:author="PR Preview" w:date="2026-01-01T00:00:00Z">
+      <w:ins w:id="81" w:author="PR Preview" w:date="2026-01-01T00:00:00Z">
         <w:r>
           <w:t xml:space="preserve"> </w:t>
         </w:r>
@@ -11460,96 +11489,96 @@
           <m:t>2</m:t>
         </m:r>
       </m:oMath>
-      <w:ins w:id="79" w:author="PR Preview" w:date="2026-01-01T00:00:00Z">
+      <w:ins w:id="82" w:author="PR Preview" w:date="2026-01-01T00:00:00Z">
         <w:r>
           <w:t xml:space="preserve">,</w:t>
         </w:r>
       </w:ins>
-      <w:ins w:id="80" w:author="PR Preview" w:date="2026-01-01T00:00:00Z">
+      <w:ins w:id="83" w:author="PR Preview" w:date="2026-01-01T00:00:00Z">
         <w:r>
           <w:t xml:space="preserve"> </w:t>
         </w:r>
       </w:ins>
-      <w:ins w:id="81" w:author="PR Preview" w:date="2026-01-01T00:00:00Z">
+      <w:ins w:id="84" w:author="PR Preview" w:date="2026-01-01T00:00:00Z">
         <w:r>
           <w:t xml:space="preserve">and for each</w:t>
         </w:r>
       </w:ins>
-      <w:ins w:id="82" w:author="PR Preview" w:date="2026-01-01T00:00:00Z">
-        <w:r>
-          <w:t xml:space="preserve"> </w:t>
-        </w:r>
-      </w:ins>
-      <m:oMath>
-        <m:r>
-          <m:t>K</m:t>
-        </m:r>
-      </m:oMath>
-      <w:ins w:id="83" w:author="PR Preview" w:date="2026-01-01T00:00:00Z">
-        <w:r>
-          <w:t xml:space="preserve">, the events</w:t>
-        </w:r>
-      </w:ins>
-      <w:ins w:id="84" w:author="PR Preview" w:date="2026-01-01T00:00:00Z">
-        <w:r>
-          <w:t xml:space="preserve"> </w:t>
-        </w:r>
-      </w:ins>
-      <m:oMath>
-        <m:sSub>
-          <m:e>
-            <m:r>
-              <m:t>B</m:t>
-            </m:r>
-          </m:e>
-          <m:sub>
-            <m:r>
-              <m:t>1</m:t>
-            </m:r>
-          </m:sub>
-        </m:sSub>
-        <m:r>
-          <m:rPr>
-            <m:sty m:val="p"/>
-          </m:rPr>
-          <m:t>,</m:t>
-        </m:r>
-        <m:r>
-          <m:rPr>
-            <m:sty m:val="p"/>
-          </m:rPr>
-          <m:t>…</m:t>
-        </m:r>
-        <m:r>
-          <m:rPr>
-            <m:sty m:val="p"/>
-          </m:rPr>
-          <m:t>,</m:t>
-        </m:r>
-        <m:sSub>
-          <m:e>
-            <m:r>
-              <m:t>B</m:t>
-            </m:r>
-          </m:e>
-          <m:sub>
-            <m:r>
-              <m:t>K</m:t>
-            </m:r>
-          </m:sub>
-        </m:sSub>
-      </m:oMath>
       <w:ins w:id="85" w:author="PR Preview" w:date="2026-01-01T00:00:00Z">
         <w:r>
           <w:t xml:space="preserve"> </w:t>
         </w:r>
       </w:ins>
+      <m:oMath>
+        <m:r>
+          <m:t>K</m:t>
+        </m:r>
+      </m:oMath>
       <w:ins w:id="86" w:author="PR Preview" w:date="2026-01-01T00:00:00Z">
+        <w:r>
+          <w:t xml:space="preserve">, the events</w:t>
+        </w:r>
+      </w:ins>
+      <w:ins w:id="87" w:author="PR Preview" w:date="2026-01-01T00:00:00Z">
+        <w:r>
+          <w:t xml:space="preserve"> </w:t>
+        </w:r>
+      </w:ins>
+      <m:oMath>
+        <m:sSub>
+          <m:e>
+            <m:r>
+              <m:t>B</m:t>
+            </m:r>
+          </m:e>
+          <m:sub>
+            <m:r>
+              <m:t>1</m:t>
+            </m:r>
+          </m:sub>
+        </m:sSub>
+        <m:r>
+          <m:rPr>
+            <m:sty m:val="p"/>
+          </m:rPr>
+          <m:t>,</m:t>
+        </m:r>
+        <m:r>
+          <m:rPr>
+            <m:sty m:val="p"/>
+          </m:rPr>
+          <m:t>…</m:t>
+        </m:r>
+        <m:r>
+          <m:rPr>
+            <m:sty m:val="p"/>
+          </m:rPr>
+          <m:t>,</m:t>
+        </m:r>
+        <m:sSub>
+          <m:e>
+            <m:r>
+              <m:t>B</m:t>
+            </m:r>
+          </m:e>
+          <m:sub>
+            <m:r>
+              <m:t>K</m:t>
+            </m:r>
+          </m:sub>
+        </m:sSub>
+      </m:oMath>
+      <w:ins w:id="88" w:author="PR Preview" w:date="2026-01-01T00:00:00Z">
+        <w:r>
+          <w:t xml:space="preserve"> </w:t>
+        </w:r>
+      </w:ins>
+      <w:ins w:id="89" w:author="PR Preview" w:date="2026-01-01T00:00:00Z">
         <w:r>
           <w:t xml:space="preserve">have union</w:t>
         </w:r>
       </w:ins>
-      <w:ins w:id="87" w:author="PR Preview" w:date="2026-01-01T00:00:00Z">
+      <w:ins w:id="90" w:author="PR Preview" w:date="2026-01-01T00:00:00Z">
         <w:r>
           <w:t xml:space="preserve"> </w:t>
         </w:r>
@@ -11614,7 +11643,7 @@
           <m:t>​</m:t>
         </m:r>
       </m:oMath>
-      <w:ins w:id="88" w:author="PR Preview" w:date="2026-01-01T00:00:00Z">
+      <w:ins w:id="91" w:author="PR Preview" w:date="2026-01-01T00:00:00Z">
         <w:r>
           <w:t xml:space="preserve">:</w:t>
         </w:r>

--- a/pr-preview/pr-214/independence-tracked-changes.docx
+++ b/pr-preview/pr-214/independence-tracked-changes.docx
@@ -16,7 +16,7 @@
       </w:pPr>
       <w:del w:id="1" w:author="PR Preview" w:date="2026-01-01T00:00:00Z">
         <w:r>
-          <w:delText xml:space="preserve">Last modified: 2026-10-18 13:21:58 (PDT)</w:delText>
+          <w:delText xml:space="preserve">Last modified: 2026-10-18 23:49:20 (PDT)</w:delText>
         </w:r>
       </w:del>
     </w:p>
@@ -26,7 +26,7 @@
       </w:pPr>
       <w:ins w:id="2" w:author="PR Preview" w:date="2026-01-01T00:00:00Z">
         <w:r>
-          <w:t xml:space="preserve">Last modified: 2026-10-18 22:11:43 (PDT)</w:t>
+          <w:t xml:space="preserve">Last modified: 2026-10-19 00:02:54 (PDT)</w:t>
         </w:r>
       </w:ins>
     </w:p>
